--- a/corpus/synthetic/table-grid-reconcile__004.docx
+++ b/corpus/synthetic/table-grid-reconcile__004.docx
@@ -4,72 +4,20 @@
   <w:body>
     <w:tbl>
       <w:tblPr>
-        <w:tblW w:w="4000" w:type="dxa"/>
+        <w:tblW w:w="0" w:type="auto"/>
+        <w:jc w:val="center"/>
       </w:tblPr>
       <w:tblGrid>
-        <w:gridCol w:w="1000"/>
-        <w:gridCol w:w="1000"/>
-        <w:gridCol w:w="1000"/>
-        <w:gridCol w:w="1000"/>
+        <w:gridCol w:w="10469"/>
       </w:tblGrid>
       <w:tr>
-        <w:trPr>
-          <w:gridAfter w:val="1"/>
-          <w:wAfter w:w="1000" w:type="dxa"/>
-        </w:trPr>
         <w:tc>
           <w:tcPr>
-            <w:tcW w:w="1000" w:type="dxa"/>
+            <w:tcW w:w="6480" w:type="dxa"/>
           </w:tcPr>
           <w:p>
             <w:r>
-              <w:t>a1</w:t>
-            </w:r>
-          </w:p>
-        </w:tc>
-        <w:tc>
-          <w:tcPr>
-            <w:tcW w:w="1000" w:type="dxa"/>
-          </w:tcPr>
-          <w:p>
-            <w:r>
-              <w:t>a2</w:t>
-            </w:r>
-          </w:p>
-        </w:tc>
-        <w:tc>
-          <w:tcPr>
-            <w:tcW w:w="1000" w:type="dxa"/>
-          </w:tcPr>
-          <w:p>
-            <w:r>
-              <w:t>a3</w:t>
-            </w:r>
-          </w:p>
-        </w:tc>
-      </w:tr>
-      <w:tr>
-        <w:trPr>
-          <w:gridBefore w:val="2"/>
-          <w:wBefore w:w="2000" w:type="dxa"/>
-        </w:trPr>
-        <w:tc>
-          <w:tcPr>
-            <w:tcW w:w="1000" w:type="dxa"/>
-          </w:tcPr>
-          <w:p>
-            <w:r>
-              <w:t>b1</w:t>
-            </w:r>
-          </w:p>
-        </w:tc>
-        <w:tc>
-          <w:tcPr>
-            <w:tcW w:w="1000" w:type="dxa"/>
-          </w:tcPr>
-          <w:p>
-            <w:r>
-              <w:t>b2</w:t>
+              <w:t>title</w:t>
             </w:r>
           </w:p>
         </w:tc>
